--- a/site/Company_Profile_UK.docx
+++ b/site/Company_Profile_UK.docx
@@ -33,6 +33,24 @@
           <w:sz w:val="48"/>
           <w:szCs w:val="48"/>
         </w:rPr>
+        <w:t xml:space="preserve">xcombine</w:t>
+      </w:r>
+    </w:p>
+    <w:p>
+      <w:pPr>
+        <w:spacing w:after="260"/>
+      </w:pPr>
+      <w:r>
+        <w:rPr>
+          <w:rFonts w:ascii="Aptos" w:cs="Aptos" w:eastAsia="Aptos" w:hAnsi="Aptos"/>
+          <w:b/>
+          <w:bCs/>
+          <w:i w:val="false"/>
+          <w:iCs w:val="false"/>
+          <w:color w:val="17324D"/>
+          <w:sz w:val="24"/>
+          <w:szCs w:val="24"/>
+        </w:rPr>
         <w:t xml:space="preserve">Незалежна студія програмного забезпечення</w:t>
       </w:r>
     </w:p>
@@ -450,7 +468,7 @@
       <w:pPr>
         <w:spacing w:after="100"/>
       </w:pPr>
-      <w:hyperlink w:history="1" r:id="rIdkhd8hz9nqciaw9fxfoje7">
+      <w:hyperlink w:history="1" r:id="rIdjdmpumysml4mtblu80cir">
         <w:r>
           <w:rPr>
             <w:rFonts w:ascii="Aptos" w:cs="Aptos" w:eastAsia="Aptos" w:hAnsi="Aptos"/>
@@ -584,7 +602,7 @@
       <w:pPr>
         <w:spacing w:after="100"/>
       </w:pPr>
-      <w:hyperlink w:history="1" r:id="rIdmkdehqghhxvhfzq95xedy">
+      <w:hyperlink w:history="1" r:id="rIdomblqrieabwtsgef7mwaq">
         <w:r>
           <w:rPr>
             <w:rFonts w:ascii="Aptos" w:cs="Aptos" w:eastAsia="Aptos" w:hAnsi="Aptos"/>
@@ -718,7 +736,7 @@
       <w:pPr>
         <w:spacing w:after="100"/>
       </w:pPr>
-      <w:hyperlink w:history="1" r:id="rIdocklsorsuqu8ub9g-uvko">
+      <w:hyperlink w:history="1" r:id="rIdlpp0bdwiz8fh1nhprlmu2">
         <w:r>
           <w:rPr>
             <w:rFonts w:ascii="Aptos" w:cs="Aptos" w:eastAsia="Aptos" w:hAnsi="Aptos"/>
@@ -1947,20 +1965,27 @@
     </w:p>
     <w:p>
       <w:pPr>
-        <w:spacing w:after="120" w:line="290"/>
-      </w:pPr>
-      <w:r>
-        <w:rPr>
-          <w:rFonts w:ascii="Aptos" w:cs="Aptos" w:eastAsia="Aptos" w:hAnsi="Aptos"/>
-          <w:b w:val="false"/>
-          <w:bCs w:val="false"/>
-          <w:i/>
-          <w:iCs/>
-          <w:color w:val="6B7C8F"/>
-          <w:sz w:val="21"/>
-          <w:szCs w:val="21"/>
-        </w:rPr>
-        <w:t xml:space="preserve">Додайте контакти через редактор на сайті.</w:t>
+        <w:spacing w:after="90" w:line="270"/>
+      </w:pPr>
+      <w:r>
+        <w:rPr>
+          <w:rFonts w:ascii="Aptos" w:cs="Aptos" w:eastAsia="Aptos" w:hAnsi="Aptos"/>
+          <w:b/>
+          <w:bCs/>
+          <w:color w:val="17324D"/>
+          <w:sz w:val="20"/>
+          <w:szCs w:val="20"/>
+        </w:rPr>
+        <w:t xml:space="preserve">Website: </w:t>
+      </w:r>
+      <w:r>
+        <w:rPr>
+          <w:rFonts w:ascii="Aptos" w:cs="Aptos" w:eastAsia="Aptos" w:hAnsi="Aptos"/>
+          <w:color w:val="425466"/>
+          <w:sz w:val="20"/>
+          <w:szCs w:val="20"/>
+        </w:rPr>
+        <w:t xml:space="preserve">https://xcombine.xyz</w:t>
       </w:r>
     </w:p>
     <w:sectPr>

--- a/site/Company_Profile_UK.docx
+++ b/site/Company_Profile_UK.docx
@@ -468,7 +468,7 @@
       <w:pPr>
         <w:spacing w:after="100"/>
       </w:pPr>
-      <w:hyperlink w:history="1" r:id="rIdjdmpumysml4mtblu80cir">
+      <w:hyperlink w:history="1" r:id="rId-b6lbbzg5gbpvk0tvhkvw">
         <w:r>
           <w:rPr>
             <w:rFonts w:ascii="Aptos" w:cs="Aptos" w:eastAsia="Aptos" w:hAnsi="Aptos"/>
@@ -602,7 +602,7 @@
       <w:pPr>
         <w:spacing w:after="100"/>
       </w:pPr>
-      <w:hyperlink w:history="1" r:id="rIdomblqrieabwtsgef7mwaq">
+      <w:hyperlink w:history="1" r:id="rIdmitirgicxoxceoq984qqn">
         <w:r>
           <w:rPr>
             <w:rFonts w:ascii="Aptos" w:cs="Aptos" w:eastAsia="Aptos" w:hAnsi="Aptos"/>
@@ -736,7 +736,7 @@
       <w:pPr>
         <w:spacing w:after="100"/>
       </w:pPr>
-      <w:hyperlink w:history="1" r:id="rIdlpp0bdwiz8fh1nhprlmu2">
+      <w:hyperlink w:history="1" r:id="rIdk2xk2q5df_7h6reuty5p1">
         <w:r>
           <w:rPr>
             <w:rFonts w:ascii="Aptos" w:cs="Aptos" w:eastAsia="Aptos" w:hAnsi="Aptos"/>

--- a/site/Company_Profile_UK.docx
+++ b/site/Company_Profile_UK.docx
@@ -77,7 +77,7 @@
           <w:sz w:val="25"/>
           <w:szCs w:val="25"/>
         </w:rPr>
-        <w:t xml:space="preserve">Незалежний розробник систем CRM, вебплатформ, ШІ-асистентів і бізнес-автоматизації — з урахуванням того, як насправді працює ваша компанія.</w:t>
+        <w:t xml:space="preserve">Обирайте готове програмне забезпечення, замовляйте індивідуальне рішення або допоможіть створити продукт для потреб вашої галузі.</w:t>
       </w:r>
     </w:p>
     <w:p>
@@ -95,7 +95,7 @@
           <w:sz w:val="18"/>
           <w:szCs w:val="18"/>
         </w:rPr>
-        <w:t xml:space="preserve">Розробка ПЗ • Автоматизація зі ШІ • Бізнес-рішення</w:t>
+        <w:t xml:space="preserve">Продукти / Розробка / Автоматизація</w:t>
       </w:r>
     </w:p>
     <w:p>
@@ -112,7 +112,7 @@
           <w:sz w:val="17"/>
           <w:szCs w:val="17"/>
         </w:rPr>
-        <w:t xml:space="preserve">НАШІ ПРОДУКТИ, ЩО ВЖЕ ПРАЦЮЮТЬ</w:t>
+        <w:t xml:space="preserve">ГОТОВІ ПРОДУКТИ</w:t>
       </w:r>
     </w:p>
     <w:p>
@@ -246,7 +246,7 @@
           <w:sz w:val="34"/>
           <w:szCs w:val="34"/>
         </w:rPr>
-        <w:t xml:space="preserve">Ваш бізнес зростає.</w:t>
+        <w:t xml:space="preserve">Одна проблема. Кілька способів її вирішити.</w:t>
       </w:r>
     </w:p>
     <w:p>
@@ -264,7 +264,7 @@
           <w:sz w:val="22"/>
           <w:szCs w:val="22"/>
         </w:rPr>
-        <w:t xml:space="preserve">Ми — незалежна студія розробки програмного забезпечення. Створюємо CRM, вебплатформи, ШІ-асистентів та автоматизації, адаптовані до ваших процесів, а не навпаки.</w:t>
+        <w:t xml:space="preserve">Ми починаємо з бізнес-потреби, а вже потім обираємо модель роботи, не примушуючи кожного клієнта до індивідуальної розробки.</w:t>
       </w:r>
     </w:p>
     <w:p>
@@ -281,7 +281,7 @@
           <w:sz w:val="17"/>
           <w:szCs w:val="17"/>
         </w:rPr>
-        <w:t xml:space="preserve">ДЕ ВТРАЧАЄТЬСЯ ЧАС</w:t>
+        <w:t xml:space="preserve">ТРИ ФОРМАТИ РОБОТИ</w:t>
       </w:r>
     </w:p>
     <w:p>
@@ -299,7 +299,7 @@
           <w:sz w:val="26"/>
           <w:szCs w:val="26"/>
         </w:rPr>
-        <w:t xml:space="preserve">Дані розкидані по різних місцях</w:t>
+        <w:t xml:space="preserve">Індивідуальна розробка</w:t>
       </w:r>
     </w:p>
     <w:p>
@@ -317,7 +317,7 @@
           <w:sz w:val="20"/>
           <w:szCs w:val="20"/>
         </w:rPr>
-        <w:t xml:space="preserve">Клієнти в Excel, розмови в WhatsApp, завдання лише в голові. Інформація губиться між інструментами.</w:t>
+        <w:t xml:space="preserve">Унікальна система для ваших процесів, інтеграцій та операційної моделі.</w:t>
       </w:r>
     </w:p>
     <w:p>
@@ -335,7 +335,7 @@
           <w:sz w:val="26"/>
           <w:szCs w:val="26"/>
         </w:rPr>
-        <w:t xml:space="preserve">Та сама робота щодня</w:t>
+        <w:t xml:space="preserve">Готові продукти</w:t>
       </w:r>
     </w:p>
     <w:p>
@@ -353,7 +353,7 @@
           <w:sz w:val="20"/>
           <w:szCs w:val="20"/>
         </w:rPr>
-        <w:t xml:space="preserve">Повторні відповіді, копіювання даних, ручне створення документів і звітів.</w:t>
+        <w:t xml:space="preserve">Існуючий продукт за підпискою або ліцензією з можливим налаштуванням і впровадженням.</w:t>
       </w:r>
     </w:p>
     <w:p>
@@ -371,7 +371,7 @@
           <w:sz w:val="26"/>
           <w:szCs w:val="26"/>
         </w:rPr>
-        <w:t xml:space="preserve">Повільні відповіді, втрачені клієнти</w:t>
+        <w:t xml:space="preserve">Партнерство над продуктом</w:t>
       </w:r>
     </w:p>
     <w:p>
@@ -389,7 +389,7 @@
           <w:sz w:val="20"/>
           <w:szCs w:val="20"/>
         </w:rPr>
-        <w:t xml:space="preserve">Якщо відповіді доводиться чекати годинами, потенційний клієнт може обрати конкурента.</w:t>
+        <w:t xml:space="preserve">Повторювана проблема стає спільним продуктом, який розвивають разом із першими клієнтами.</w:t>
       </w:r>
     </w:p>
     <w:p>
@@ -407,7 +407,7 @@
           <w:sz w:val="34"/>
           <w:szCs w:val="34"/>
         </w:rPr>
-        <w:t xml:space="preserve">Реальні продукти, які ми спроєктували, створили й запустили.</w:t>
+        <w:t xml:space="preserve">Реальні продукти для реальної роботи.</w:t>
       </w:r>
     </w:p>
     <w:p>
@@ -468,7 +468,7 @@
       <w:pPr>
         <w:spacing w:after="100"/>
       </w:pPr>
-      <w:hyperlink w:history="1" r:id="rId-b6lbbzg5gbpvk0tvhkvw">
+      <w:hyperlink w:history="1" r:id="rIdzfzrygu9xn_y0ti7cwjen">
         <w:r>
           <w:rPr>
             <w:rFonts w:ascii="Aptos" w:cs="Aptos" w:eastAsia="Aptos" w:hAnsi="Aptos"/>
@@ -550,7 +550,7 @@
           <w:sz w:val="20"/>
           <w:szCs w:val="20"/>
         </w:rPr>
-        <w:t xml:space="preserve">Цінність для бізнесу: </w:t>
+        <w:t xml:space="preserve">Що це дає: </w:t>
       </w:r>
       <w:r>
         <w:rPr>
@@ -602,7 +602,7 @@
       <w:pPr>
         <w:spacing w:after="100"/>
       </w:pPr>
-      <w:hyperlink w:history="1" r:id="rIdmitirgicxoxceoq984qqn">
+      <w:hyperlink w:history="1" r:id="rIdupawygjxxufcsyojoia2l">
         <w:r>
           <w:rPr>
             <w:rFonts w:ascii="Aptos" w:cs="Aptos" w:eastAsia="Aptos" w:hAnsi="Aptos"/>
@@ -684,7 +684,7 @@
           <w:sz w:val="20"/>
           <w:szCs w:val="20"/>
         </w:rPr>
-        <w:t xml:space="preserve">Цінність для бізнесу: </w:t>
+        <w:t xml:space="preserve">Що це дає: </w:t>
       </w:r>
       <w:r>
         <w:rPr>
@@ -736,7 +736,7 @@
       <w:pPr>
         <w:spacing w:after="100"/>
       </w:pPr>
-      <w:hyperlink w:history="1" r:id="rIdk2xk2q5df_7h6reuty5p1">
+      <w:hyperlink w:history="1" r:id="rId6qrv0j5qrazaqesp86fl-">
         <w:r>
           <w:rPr>
             <w:rFonts w:ascii="Aptos" w:cs="Aptos" w:eastAsia="Aptos" w:hAnsi="Aptos"/>
@@ -818,7 +818,7 @@
           <w:sz w:val="20"/>
           <w:szCs w:val="20"/>
         </w:rPr>
-        <w:t xml:space="preserve">Цінність для бізнесу: </w:t>
+        <w:t xml:space="preserve">Що це дає: </w:t>
       </w:r>
       <w:r>
         <w:rPr>
@@ -845,7 +845,7 @@
           <w:sz w:val="34"/>
           <w:szCs w:val="34"/>
         </w:rPr>
-        <w:t xml:space="preserve">Що ми можемо створити для вашого бізнесу</w:t>
+        <w:t xml:space="preserve">Програмне забезпечення під вашу роботу</w:t>
       </w:r>
     </w:p>
     <w:p>
@@ -863,7 +863,7 @@
           <w:sz w:val="21"/>
           <w:szCs w:val="21"/>
         </w:rPr>
-        <w:t xml:space="preserve">Ми починаємо з потрібного вам результату й лише потім обираємо технології.</w:t>
+        <w:t xml:space="preserve">Коли готові інструменти не підходять, ми створюємо систему, інтеграції та автоматизацію навколо вашого реального процесу.</w:t>
       </w:r>
     </w:p>
     <w:p>
@@ -1213,7 +1213,7 @@
           <w:sz w:val="34"/>
           <w:szCs w:val="34"/>
         </w:rPr>
-        <w:t xml:space="preserve">Правильні технології з персональним підходом.</w:t>
+        <w:t xml:space="preserve">Почніть із проблеми клієнта. Створіть продукт, потрібний іншим.</w:t>
       </w:r>
     </w:p>
     <w:p>
@@ -1231,7 +1231,7 @@
           <w:sz w:val="21"/>
           <w:szCs w:val="21"/>
         </w:rPr>
-        <w:t xml:space="preserve">Ви працюєте безпосередньо з розробником, який створює ваш продукт, без прошарку менеджерів.</w:t>
+        <w:t xml:space="preserve">Коли однакова потреба виникає в різних компаніях, ми перевіряємо спільний продукт і розвиваємо його разом із першими користувачами.</w:t>
       </w:r>
     </w:p>
     <w:p>
@@ -1248,7 +1248,7 @@
           <w:sz w:val="17"/>
           <w:szCs w:val="17"/>
         </w:rPr>
-        <w:t xml:space="preserve">ПОЕТАПНЕ ВПРОВАДЖЕННЯ</w:t>
+        <w:t xml:space="preserve">ТРИ ЕТАПИ</w:t>
       </w:r>
     </w:p>
     <w:p>
@@ -1266,7 +1266,7 @@
           <w:sz w:val="21"/>
           <w:szCs w:val="21"/>
         </w:rPr>
-        <w:t xml:space="preserve">Етап 1 · Основа</w:t>
+        <w:t xml:space="preserve">Етап 1 · Перевірка</w:t>
       </w:r>
     </w:p>
     <w:p>
@@ -1284,7 +1284,7 @@
           <w:sz w:val="21"/>
           <w:szCs w:val="21"/>
         </w:rPr>
-        <w:t xml:space="preserve">Автоматизовано один ключовий процес</w:t>
+        <w:t xml:space="preserve">Тестуємо повторюваний попит та економіку</w:t>
       </w:r>
     </w:p>
     <w:p>
@@ -1302,7 +1302,7 @@
           <w:sz w:val="21"/>
           <w:szCs w:val="21"/>
         </w:rPr>
-        <w:t xml:space="preserve">Етап 2 · Інтеграції</w:t>
+        <w:t xml:space="preserve">Етап 2 · Запуск</w:t>
       </w:r>
     </w:p>
     <w:p>
@@ -1320,7 +1320,7 @@
           <w:sz w:val="21"/>
           <w:szCs w:val="21"/>
         </w:rPr>
-        <w:t xml:space="preserve">Підключення інструментів, які ви вже використовуєте</w:t>
+        <w:t xml:space="preserve">Визначаємо права, ціну та обсяг</w:t>
       </w:r>
     </w:p>
     <w:p>
@@ -1338,7 +1338,7 @@
           <w:sz w:val="21"/>
           <w:szCs w:val="21"/>
         </w:rPr>
-        <w:t xml:space="preserve">Етап 3 · ШІ та масштабування</w:t>
+        <w:t xml:space="preserve">Етап 3 · Масштабування</w:t>
       </w:r>
     </w:p>
     <w:p>
@@ -1356,7 +1356,7 @@
           <w:sz w:val="21"/>
           <w:szCs w:val="21"/>
         </w:rPr>
-        <w:t xml:space="preserve">Асистенти, аналітика, нові функції</w:t>
+        <w:t xml:space="preserve">Відгуки розвивають спільний продукт</w:t>
       </w:r>
     </w:p>
     <w:p>
@@ -1374,7 +1374,7 @@
           <w:sz w:val="26"/>
           <w:szCs w:val="26"/>
         </w:rPr>
-        <w:t xml:space="preserve">Створено для вас</w:t>
+        <w:t xml:space="preserve">Повторювана проблема</w:t>
       </w:r>
     </w:p>
     <w:p>
@@ -1392,7 +1392,7 @@
           <w:sz w:val="21"/>
           <w:szCs w:val="21"/>
         </w:rPr>
-        <w:t xml:space="preserve">Жодних нав’язаних шаблонів. Ми вивчаємо процеси й створюємо саме те, що потрібно.</w:t>
+        <w:t xml:space="preserve">Шукаємо потребу, спільну для кількох компаній, а не одноразовий запит.</w:t>
       </w:r>
     </w:p>
     <w:p>
@@ -1410,7 +1410,7 @@
           <w:sz w:val="26"/>
           <w:szCs w:val="26"/>
         </w:rPr>
-        <w:t xml:space="preserve">Пряма й гнучка робота</w:t>
+        <w:t xml:space="preserve">Комерційна перевірка</w:t>
       </w:r>
     </w:p>
     <w:p>
@@ -1428,7 +1428,7 @@
           <w:sz w:val="21"/>
           <w:szCs w:val="21"/>
         </w:rPr>
-        <w:t xml:space="preserve">Ви спілкуєтеся з розробником напряму. Рішення ухвалюються швидко, зміни легко обговорити.</w:t>
+        <w:t xml:space="preserve">До масштабування перевіряємо попит, готовність платити й витрати на підтримку.</w:t>
       </w:r>
     </w:p>
     <w:p>
@@ -1446,7 +1446,7 @@
           <w:sz w:val="26"/>
           <w:szCs w:val="26"/>
         </w:rPr>
-        <w:t xml:space="preserve">Перевірено реальними продуктами</w:t>
+        <w:t xml:space="preserve">Чіткі права</w:t>
       </w:r>
     </w:p>
     <w:p>
@@ -1464,7 +1464,7 @@
           <w:sz w:val="21"/>
           <w:szCs w:val="21"/>
         </w:rPr>
-        <w:t xml:space="preserve">Rieltix, Mapest і Forma працюють — якість можна оцінити ще до початку співпраці.</w:t>
+        <w:t xml:space="preserve">Права на код, дані та продукт визначаються до початку розробки.</w:t>
       </w:r>
     </w:p>
     <w:p>
@@ -1482,7 +1482,7 @@
           <w:sz w:val="26"/>
           <w:szCs w:val="26"/>
         </w:rPr>
-        <w:t xml:space="preserve">Розумний бюджет</w:t>
+        <w:t xml:space="preserve">Визначена підписка</w:t>
       </w:r>
     </w:p>
     <w:p>
@@ -1500,7 +1500,7 @@
           <w:sz w:val="21"/>
           <w:szCs w:val="21"/>
         </w:rPr>
-        <w:t xml:space="preserve">Лише потрібні функції без накладних витрат великої агенції. Оплата за проєкт або щомісяця.</w:t>
+        <w:t xml:space="preserve">Обсяг сервісу та ціна прив’язані до спільного продукту.</w:t>
       </w:r>
     </w:p>
     <w:p>
@@ -1518,7 +1518,7 @@
           <w:sz w:val="26"/>
           <w:szCs w:val="26"/>
         </w:rPr>
-        <w:t xml:space="preserve">Поступове впровадження</w:t>
+        <w:t xml:space="preserve">Спільна дорожня карта</w:t>
       </w:r>
     </w:p>
     <w:p>
@@ -1536,7 +1536,7 @@
           <w:sz w:val="21"/>
           <w:szCs w:val="21"/>
         </w:rPr>
-        <w:t xml:space="preserve">Почніть з одного важливого процесу, побачте результат і розширюйте систему крок за кроком.</w:t>
+        <w:t xml:space="preserve">Загальні функції розвиваються для всіх, унікальні залишаються розширеннями.</w:t>
       </w:r>
     </w:p>
     <w:p>
@@ -1554,7 +1554,7 @@
           <w:sz w:val="26"/>
           <w:szCs w:val="26"/>
         </w:rPr>
-        <w:t xml:space="preserve">Підтримка й розвиток</w:t>
+        <w:t xml:space="preserve">Постійний розвиток</w:t>
       </w:r>
     </w:p>
     <w:p>
@@ -1572,7 +1572,7 @@
           <w:sz w:val="21"/>
           <w:szCs w:val="21"/>
         </w:rPr>
-        <w:t xml:space="preserve">Після запуску ми підтримуємо та вдосконалюємо продукт на погоджених умовах.</w:t>
+        <w:t xml:space="preserve">Відгуки клієнтів стають структурованим джерелом для розвитку продукту.</w:t>
       </w:r>
     </w:p>
     <w:p>
@@ -1615,7 +1615,7 @@
           <w:sz w:val="17"/>
           <w:szCs w:val="17"/>
         </w:rPr>
-        <w:t xml:space="preserve">ФОРМАТИ СПІВПРАЦІ</w:t>
+        <w:t xml:space="preserve">ДВА СПОСОБИ СТАРТУ</w:t>
       </w:r>
     </w:p>
     <w:p>
@@ -1651,7 +1651,7 @@
           <w:sz w:val="21"/>
           <w:szCs w:val="21"/>
         </w:rPr>
-        <w:t xml:space="preserve">Рішення з нуля під вашу конкретну задачу.</w:t>
+        <w:t xml:space="preserve">Окрема система для вашої власної роботи.</w:t>
       </w:r>
     </w:p>
     <w:p>
@@ -1669,7 +1669,7 @@
           <w:sz w:val="21"/>
           <w:szCs w:val="21"/>
         </w:rPr>
-        <w:t xml:space="preserve">Щомісячна підписка</w:t>
+        <w:t xml:space="preserve">Партнерство над продуктом</w:t>
       </w:r>
     </w:p>
     <w:p>
@@ -1687,7 +1687,7 @@
           <w:sz w:val="21"/>
           <w:szCs w:val="21"/>
         </w:rPr>
-        <w:t xml:space="preserve">Окремі послуги та продукти доступні за щомісячним планом.</w:t>
+        <w:t xml:space="preserve">Почніть зі спільної проблеми та дослідіть можливість повторно використовуваного продукту.</w:t>
       </w:r>
     </w:p>
     <w:p>
@@ -1907,7 +1907,7 @@
           <w:sz w:val="23"/>
           <w:szCs w:val="23"/>
         </w:rPr>
-        <w:t xml:space="preserve">Маєте ідею або бізнес-проблему, яку хочете автоматизувати?</w:t>
+        <w:t xml:space="preserve">Маєте бізнес-проблему, яку можуть мати й інші компанії?</w:t>
       </w:r>
     </w:p>
     <w:p>
@@ -1925,7 +1925,7 @@
           <w:sz w:val="23"/>
           <w:szCs w:val="23"/>
         </w:rPr>
-        <w:t xml:space="preserve">Обговорімо рішення.</w:t>
+        <w:t xml:space="preserve">Перевірмо, чи варто перетворити її на продукт.</w:t>
       </w:r>
     </w:p>
     <w:p>
@@ -1943,7 +1943,7 @@
           <w:sz w:val="21"/>
           <w:szCs w:val="21"/>
         </w:rPr>
-        <w:t xml:space="preserve">Напишіть нам — ми відповімо та підберемо зручний час для консультації.</w:t>
+        <w:t xml:space="preserve">Розкажіть про процес, хто відчуває проблему та яким має бути результат.</w:t>
       </w:r>
     </w:p>
     <w:p>

--- a/site/Company_Profile_UK.docx
+++ b/site/Company_Profile_UK.docx
@@ -468,7 +468,7 @@
       <w:pPr>
         <w:spacing w:after="100"/>
       </w:pPr>
-      <w:hyperlink w:history="1" r:id="rIdzfzrygu9xn_y0ti7cwjen">
+      <w:hyperlink w:history="1" r:id="rId9sjmbcx4276cfgw1wux5n">
         <w:r>
           <w:rPr>
             <w:rFonts w:ascii="Aptos" w:cs="Aptos" w:eastAsia="Aptos" w:hAnsi="Aptos"/>
@@ -602,7 +602,7 @@
       <w:pPr>
         <w:spacing w:after="100"/>
       </w:pPr>
-      <w:hyperlink w:history="1" r:id="rIdupawygjxxufcsyojoia2l">
+      <w:hyperlink w:history="1" r:id="rId4dklndxvaxsx2ouj6hvyq">
         <w:r>
           <w:rPr>
             <w:rFonts w:ascii="Aptos" w:cs="Aptos" w:eastAsia="Aptos" w:hAnsi="Aptos"/>
@@ -736,7 +736,7 @@
       <w:pPr>
         <w:spacing w:after="100"/>
       </w:pPr>
-      <w:hyperlink w:history="1" r:id="rId6qrv0j5qrazaqesp86fl-">
+      <w:hyperlink w:history="1" r:id="rIdvo08dfhttpvdafpgjudbv">
         <w:r>
           <w:rPr>
             <w:rFonts w:ascii="Aptos" w:cs="Aptos" w:eastAsia="Aptos" w:hAnsi="Aptos"/>

--- a/site/Company_Profile_UK.docx
+++ b/site/Company_Profile_UK.docx
@@ -468,7 +468,7 @@
       <w:pPr>
         <w:spacing w:after="100"/>
       </w:pPr>
-      <w:hyperlink w:history="1" r:id="rId9sjmbcx4276cfgw1wux5n">
+      <w:hyperlink w:history="1" r:id="rIdgq_bmyxlyt-radonj7qm-">
         <w:r>
           <w:rPr>
             <w:rFonts w:ascii="Aptos" w:cs="Aptos" w:eastAsia="Aptos" w:hAnsi="Aptos"/>
@@ -602,7 +602,7 @@
       <w:pPr>
         <w:spacing w:after="100"/>
       </w:pPr>
-      <w:hyperlink w:history="1" r:id="rId4dklndxvaxsx2ouj6hvyq">
+      <w:hyperlink w:history="1" r:id="rIdxrw5yyo3c5pkxqwezxw4a">
         <w:r>
           <w:rPr>
             <w:rFonts w:ascii="Aptos" w:cs="Aptos" w:eastAsia="Aptos" w:hAnsi="Aptos"/>
@@ -736,7 +736,7 @@
       <w:pPr>
         <w:spacing w:after="100"/>
       </w:pPr>
-      <w:hyperlink w:history="1" r:id="rIdvo08dfhttpvdafpgjudbv">
+      <w:hyperlink w:history="1" r:id="rIdnvtje19wa3qa08wjiacxy">
         <w:r>
           <w:rPr>
             <w:rFonts w:ascii="Aptos" w:cs="Aptos" w:eastAsia="Aptos" w:hAnsi="Aptos"/>

--- a/site/Company_Profile_UK.docx
+++ b/site/Company_Profile_UK.docx
@@ -468,7 +468,7 @@
       <w:pPr>
         <w:spacing w:after="100"/>
       </w:pPr>
-      <w:hyperlink w:history="1" r:id="rIdgq_bmyxlyt-radonj7qm-">
+      <w:hyperlink w:history="1" r:id="rIdopfbjtryymd_auibff8i3">
         <w:r>
           <w:rPr>
             <w:rFonts w:ascii="Aptos" w:cs="Aptos" w:eastAsia="Aptos" w:hAnsi="Aptos"/>
@@ -602,7 +602,7 @@
       <w:pPr>
         <w:spacing w:after="100"/>
       </w:pPr>
-      <w:hyperlink w:history="1" r:id="rIdxrw5yyo3c5pkxqwezxw4a">
+      <w:hyperlink w:history="1" r:id="rIdsfy4_45lmdslun9cbh0_l">
         <w:r>
           <w:rPr>
             <w:rFonts w:ascii="Aptos" w:cs="Aptos" w:eastAsia="Aptos" w:hAnsi="Aptos"/>
@@ -736,7 +736,7 @@
       <w:pPr>
         <w:spacing w:after="100"/>
       </w:pPr>
-      <w:hyperlink w:history="1" r:id="rIdnvtje19wa3qa08wjiacxy">
+      <w:hyperlink w:history="1" r:id="rId_pfw79x853xy4teybmu5v">
         <w:r>
           <w:rPr>
             <w:rFonts w:ascii="Aptos" w:cs="Aptos" w:eastAsia="Aptos" w:hAnsi="Aptos"/>

--- a/site/Company_Profile_UK.docx
+++ b/site/Company_Profile_UK.docx
@@ -468,7 +468,7 @@
       <w:pPr>
         <w:spacing w:after="100"/>
       </w:pPr>
-      <w:hyperlink w:history="1" r:id="rIdopfbjtryymd_auibff8i3">
+      <w:hyperlink w:history="1" r:id="rIdekx4vyqzjwkisvacktbo5">
         <w:r>
           <w:rPr>
             <w:rFonts w:ascii="Aptos" w:cs="Aptos" w:eastAsia="Aptos" w:hAnsi="Aptos"/>
@@ -602,7 +602,7 @@
       <w:pPr>
         <w:spacing w:after="100"/>
       </w:pPr>
-      <w:hyperlink w:history="1" r:id="rIdsfy4_45lmdslun9cbh0_l">
+      <w:hyperlink w:history="1" r:id="rIdbf0_ivwyys7ulw-gkvp8k">
         <w:r>
           <w:rPr>
             <w:rFonts w:ascii="Aptos" w:cs="Aptos" w:eastAsia="Aptos" w:hAnsi="Aptos"/>
@@ -736,7 +736,7 @@
       <w:pPr>
         <w:spacing w:after="100"/>
       </w:pPr>
-      <w:hyperlink w:history="1" r:id="rId_pfw79x853xy4teybmu5v">
+      <w:hyperlink w:history="1" r:id="rIdpecwmn8sodayhciqn8cjv">
         <w:r>
           <w:rPr>
             <w:rFonts w:ascii="Aptos" w:cs="Aptos" w:eastAsia="Aptos" w:hAnsi="Aptos"/>

--- a/site/Company_Profile_UK.docx
+++ b/site/Company_Profile_UK.docx
@@ -468,7 +468,7 @@
       <w:pPr>
         <w:spacing w:after="100"/>
       </w:pPr>
-      <w:hyperlink w:history="1" r:id="rIdekx4vyqzjwkisvacktbo5">
+      <w:hyperlink w:history="1" r:id="rIdz5l1divdapgkpe3yzyqtc">
         <w:r>
           <w:rPr>
             <w:rFonts w:ascii="Aptos" w:cs="Aptos" w:eastAsia="Aptos" w:hAnsi="Aptos"/>
@@ -602,7 +602,7 @@
       <w:pPr>
         <w:spacing w:after="100"/>
       </w:pPr>
-      <w:hyperlink w:history="1" r:id="rIdbf0_ivwyys7ulw-gkvp8k">
+      <w:hyperlink w:history="1" r:id="rIdbjrdxlwnxdx_oe9m7es73">
         <w:r>
           <w:rPr>
             <w:rFonts w:ascii="Aptos" w:cs="Aptos" w:eastAsia="Aptos" w:hAnsi="Aptos"/>
@@ -736,7 +736,7 @@
       <w:pPr>
         <w:spacing w:after="100"/>
       </w:pPr>
-      <w:hyperlink w:history="1" r:id="rIdpecwmn8sodayhciqn8cjv">
+      <w:hyperlink w:history="1" r:id="rIdwtryewxz8cwk9famvfbsc">
         <w:r>
           <w:rPr>
             <w:rFonts w:ascii="Aptos" w:cs="Aptos" w:eastAsia="Aptos" w:hAnsi="Aptos"/>
@@ -1961,6 +1961,31 @@
           <w:szCs w:val="17"/>
         </w:rPr>
         <w:t xml:space="preserve">КОНТАКТИ</w:t>
+      </w:r>
+    </w:p>
+    <w:p>
+      <w:pPr>
+        <w:spacing w:after="90" w:line="270"/>
+      </w:pPr>
+      <w:r>
+        <w:rPr>
+          <w:rFonts w:ascii="Aptos" w:cs="Aptos" w:eastAsia="Aptos" w:hAnsi="Aptos"/>
+          <w:b/>
+          <w:bCs/>
+          <w:color w:val="17324D"/>
+          <w:sz w:val="20"/>
+          <w:szCs w:val="20"/>
+        </w:rPr>
+        <w:t xml:space="preserve">Email: </w:t>
+      </w:r>
+      <w:r>
+        <w:rPr>
+          <w:rFonts w:ascii="Aptos" w:cs="Aptos" w:eastAsia="Aptos" w:hAnsi="Aptos"/>
+          <w:color w:val="425466"/>
+          <w:sz w:val="20"/>
+          <w:szCs w:val="20"/>
+        </w:rPr>
+        <w:t xml:space="preserve">help@xcombine.xyz</w:t>
       </w:r>
     </w:p>
     <w:p>
